--- a/MSE802_Assessment2/Task 3/Eric Gomez - Task3_Report_Quantum_TicTacToe.docx
+++ b/MSE802_Assessment2/Task 3/Eric Gomez - Task3_Report_Quantum_TicTacToe.docx
@@ -231,15 +231,7 @@
                         <w:sz w:val="28"/>
                         <w:szCs w:val="28"/>
                       </w:rPr>
-                      <w:t xml:space="preserve">Eric Gomez Group </w:t>
-                    </w:r>
-                    <w:r>
-                      <w:rPr>
-                        <w:rFonts w:cs="Times New Roman"/>
-                        <w:sz w:val="28"/>
-                        <w:szCs w:val="28"/>
-                      </w:rPr>
-                      <w:t>Z</w:t>
+                      <w:t>Eric Gomez</w:t>
                     </w:r>
                   </w:p>
                 </w:sdtContent>
@@ -12428,7 +12420,9 @@
     <w:rsid w:val="00A42BCD"/>
     <w:rsid w:val="00A76AF2"/>
     <w:rsid w:val="00A779CC"/>
+    <w:rsid w:val="00AD41BF"/>
     <w:rsid w:val="00B37A84"/>
+    <w:rsid w:val="00BF5364"/>
     <w:rsid w:val="00C02685"/>
     <w:rsid w:val="00CA62CE"/>
     <w:rsid w:val="00D11F5E"/>
